--- a/Progress_Report_2.docx
+++ b/Progress_Report_2.docx
@@ -5,7 +5,7 @@
     <w:p>
       <w:pPr>
         <w:spacing w:after="0" w:line="259" w:lineRule="auto"/>
-        <w:ind w:right="577"/>
+        <w:ind w:right="577" w:firstLine="161"/>
         <w:jc w:val="center"/>
       </w:pPr>
       <w:r>
@@ -41,23 +41,7 @@
           <w:b/>
           <w:sz w:val="42"/>
         </w:rPr>
-        <w:t xml:space="preserve">Face Recognition </w:t>
-      </w:r>
-      <w:proofErr w:type="gramStart"/>
-      <w:r>
-        <w:rPr>
-          <w:b/>
-          <w:sz w:val="42"/>
-        </w:rPr>
-        <w:t>Based  Attendance</w:t>
-      </w:r>
-      <w:proofErr w:type="gramEnd"/>
-      <w:r>
-        <w:rPr>
-          <w:b/>
-          <w:sz w:val="42"/>
-        </w:rPr>
-        <w:t xml:space="preserve"> System</w:t>
+        <w:t>Face Recognition Based  Attendance System</w:t>
       </w:r>
     </w:p>
     <w:p>
@@ -571,10 +555,6 @@
     <w:p>
       <w:pPr>
         <w:pStyle w:val="3it31bullets"/>
-        <w:numPr>
-          <w:ilvl w:val="0"/>
-          <w:numId w:val="0"/>
-        </w:numPr>
         <w:rPr>
           <w:rStyle w:val="Strong"/>
         </w:rPr>
@@ -603,15 +583,11 @@
       <w:pPr>
         <w:pStyle w:val="3it31content"/>
         <w:rPr>
-          <w:b/>
-          <w:bCs/>
           <w:lang w:val="en-IN"/>
         </w:rPr>
       </w:pPr>
       <w:r>
         <w:rPr>
-          <w:b/>
-          <w:bCs/>
           <w:lang w:val="en-IN"/>
         </w:rPr>
         <w:t>Objective</w:t>
@@ -635,15 +611,11 @@
       <w:pPr>
         <w:pStyle w:val="3it31content"/>
         <w:rPr>
-          <w:b/>
-          <w:bCs/>
           <w:lang w:val="en-IN"/>
         </w:rPr>
       </w:pPr>
       <w:r>
         <w:rPr>
-          <w:b/>
-          <w:bCs/>
           <w:lang w:val="en-IN"/>
         </w:rPr>
         <w:t>Working</w:t>
@@ -725,15 +697,11 @@
       <w:pPr>
         <w:pStyle w:val="3it31content"/>
         <w:rPr>
-          <w:b/>
-          <w:bCs/>
           <w:lang w:val="en-IN"/>
         </w:rPr>
       </w:pPr>
       <w:r>
         <w:rPr>
-          <w:b/>
-          <w:bCs/>
           <w:lang w:val="en-IN"/>
         </w:rPr>
         <w:t>Implementation:</w:t>
@@ -886,15 +854,11 @@
       <w:pPr>
         <w:pStyle w:val="3it31content"/>
         <w:rPr>
-          <w:b/>
-          <w:bCs/>
           <w:lang w:val="en-IN"/>
         </w:rPr>
       </w:pPr>
       <w:r>
         <w:rPr>
-          <w:b/>
-          <w:bCs/>
           <w:lang w:val="en-IN"/>
         </w:rPr>
         <w:t>Status</w:t>
@@ -961,15 +925,11 @@
       <w:pPr>
         <w:pStyle w:val="3it31content"/>
         <w:rPr>
-          <w:b/>
-          <w:bCs/>
           <w:lang w:val="en-IN"/>
         </w:rPr>
       </w:pPr>
       <w:r>
         <w:rPr>
-          <w:b/>
-          <w:bCs/>
           <w:lang w:val="en-IN"/>
         </w:rPr>
         <w:t>Objective</w:t>
@@ -987,15 +947,11 @@
       <w:pPr>
         <w:pStyle w:val="3it31content"/>
         <w:rPr>
-          <w:b/>
-          <w:bCs/>
           <w:lang w:val="en-IN"/>
         </w:rPr>
       </w:pPr>
       <w:r>
         <w:rPr>
-          <w:b/>
-          <w:bCs/>
           <w:lang w:val="en-IN"/>
         </w:rPr>
         <w:t>Working</w:t>
@@ -1097,22 +1053,14 @@
       <w:pPr>
         <w:pStyle w:val="3it31content"/>
         <w:rPr>
-          <w:b/>
-          <w:bCs/>
           <w:lang w:val="en-IN"/>
         </w:rPr>
       </w:pPr>
       <w:r>
-        <w:rPr>
-          <w:b/>
-          <w:bCs/>
-        </w:rPr>
         <w:t>Functionalities</w:t>
       </w:r>
       <w:r>
         <w:rPr>
-          <w:b/>
-          <w:bCs/>
           <w:lang w:val="en-IN"/>
         </w:rPr>
         <w:t>:</w:t>
@@ -1199,16 +1147,10 @@
       <w:pPr>
         <w:pStyle w:val="3it31content"/>
         <w:rPr>
-          <w:b/>
-          <w:bCs/>
           <w:lang w:val="en-IN"/>
         </w:rPr>
       </w:pPr>
       <w:r>
-        <w:rPr>
-          <w:b/>
-          <w:bCs/>
-        </w:rPr>
         <w:t>Workflow</w:t>
       </w:r>
     </w:p>
@@ -1281,6 +1223,7 @@
         </w:numPr>
       </w:pPr>
       <w:r>
+        <w:lastRenderedPageBreak/>
         <w:t>Attendance is marked in database</w:t>
       </w:r>
       <w:r>
@@ -1291,18 +1234,13 @@
       <w:pPr>
         <w:pStyle w:val="3it31content"/>
         <w:rPr>
-          <w:b/>
-          <w:bCs/>
           <w:lang w:val="en-IN"/>
         </w:rPr>
       </w:pPr>
       <w:r>
         <w:rPr>
-          <w:b/>
-          <w:bCs/>
           <w:lang w:val="en-IN"/>
         </w:rPr>
-        <w:lastRenderedPageBreak/>
         <w:t>Status</w:t>
       </w:r>
     </w:p>
@@ -1370,15 +1308,11 @@
       <w:pPr>
         <w:pStyle w:val="3it31content"/>
         <w:rPr>
-          <w:b/>
-          <w:bCs/>
           <w:lang w:val="en-IN"/>
         </w:rPr>
       </w:pPr>
       <w:r>
         <w:rPr>
-          <w:b/>
-          <w:bCs/>
           <w:lang w:val="en-IN"/>
         </w:rPr>
         <w:t>Objective</w:t>
@@ -1396,15 +1330,11 @@
       <w:pPr>
         <w:pStyle w:val="3it31content"/>
         <w:rPr>
-          <w:b/>
-          <w:bCs/>
           <w:lang w:val="en-IN"/>
         </w:rPr>
       </w:pPr>
       <w:r>
         <w:rPr>
-          <w:b/>
-          <w:bCs/>
           <w:lang w:val="en-IN"/>
         </w:rPr>
         <w:t>Working</w:t>
@@ -1422,22 +1352,14 @@
       <w:pPr>
         <w:pStyle w:val="3it31content"/>
         <w:rPr>
-          <w:b/>
-          <w:bCs/>
           <w:lang w:val="en-IN"/>
         </w:rPr>
       </w:pPr>
       <w:r>
-        <w:rPr>
-          <w:b/>
-          <w:bCs/>
-        </w:rPr>
         <w:t>Techniques Used</w:t>
       </w:r>
       <w:r>
         <w:rPr>
-          <w:b/>
-          <w:bCs/>
           <w:lang w:val="en-IN"/>
         </w:rPr>
         <w:t>:</w:t>
@@ -1502,10 +1424,6 @@
         <w:pStyle w:val="3it31content"/>
       </w:pPr>
       <w:r>
-        <w:rPr>
-          <w:b/>
-          <w:bCs/>
-        </w:rPr>
         <w:t>Implementation Flow</w:t>
       </w:r>
     </w:p>
@@ -1608,15 +1526,11 @@
       <w:pPr>
         <w:pStyle w:val="3it31content"/>
         <w:rPr>
-          <w:b/>
-          <w:bCs/>
           <w:lang w:val="en-IN"/>
         </w:rPr>
       </w:pPr>
       <w:r>
         <w:rPr>
-          <w:b/>
-          <w:bCs/>
           <w:lang w:val="en-IN"/>
         </w:rPr>
         <w:t>Status</w:t>
@@ -2545,7 +2459,7 @@
     </w:p>
     <w:tbl>
       <w:tblPr>
-        <w:tblW w:w="9387" w:type="dxa"/>
+        <w:tblW w:w="9867" w:type="dxa"/>
         <w:tblInd w:w="108" w:type="dxa"/>
         <w:tblBorders>
           <w:top w:val="single" w:sz="4" w:space="0" w:color="auto"/>
@@ -2563,8 +2477,8 @@
       </w:tblPr>
       <w:tblGrid>
         <w:gridCol w:w="1656"/>
-        <w:gridCol w:w="2416"/>
-        <w:gridCol w:w="1909"/>
+        <w:gridCol w:w="2589"/>
+        <w:gridCol w:w="2216"/>
         <w:gridCol w:w="2416"/>
         <w:gridCol w:w="990"/>
       </w:tblGrid>
@@ -2609,7 +2523,7 @@
         </w:tc>
         <w:tc>
           <w:tcPr>
-            <w:tcW w:w="2416" w:type="dxa"/>
+            <w:tcW w:w="2589" w:type="dxa"/>
             <w:noWrap/>
             <w:vAlign w:val="center"/>
             <w:hideMark/>
@@ -2644,7 +2558,7 @@
         </w:tc>
         <w:tc>
           <w:tcPr>
-            <w:tcW w:w="1909" w:type="dxa"/>
+            <w:tcW w:w="2216" w:type="dxa"/>
             <w:noWrap/>
             <w:vAlign w:val="center"/>
             <w:hideMark/>
@@ -2784,7 +2698,7 @@
         </w:tc>
         <w:tc>
           <w:tcPr>
-            <w:tcW w:w="2416" w:type="dxa"/>
+            <w:tcW w:w="2589" w:type="dxa"/>
             <w:noWrap/>
             <w:vAlign w:val="center"/>
             <w:hideMark/>
@@ -2814,7 +2728,7 @@
         </w:tc>
         <w:tc>
           <w:tcPr>
-            <w:tcW w:w="1909" w:type="dxa"/>
+            <w:tcW w:w="2216" w:type="dxa"/>
             <w:noWrap/>
             <w:vAlign w:val="center"/>
             <w:hideMark/>
@@ -2939,7 +2853,7 @@
         </w:tc>
         <w:tc>
           <w:tcPr>
-            <w:tcW w:w="2416" w:type="dxa"/>
+            <w:tcW w:w="2589" w:type="dxa"/>
             <w:noWrap/>
             <w:vAlign w:val="center"/>
             <w:hideMark/>
@@ -2969,7 +2883,7 @@
         </w:tc>
         <w:tc>
           <w:tcPr>
-            <w:tcW w:w="1909" w:type="dxa"/>
+            <w:tcW w:w="2216" w:type="dxa"/>
             <w:noWrap/>
             <w:vAlign w:val="center"/>
             <w:hideMark/>
@@ -3094,7 +3008,7 @@
         </w:tc>
         <w:tc>
           <w:tcPr>
-            <w:tcW w:w="2416" w:type="dxa"/>
+            <w:tcW w:w="2589" w:type="dxa"/>
             <w:noWrap/>
             <w:vAlign w:val="center"/>
             <w:hideMark/>
@@ -3124,7 +3038,7 @@
         </w:tc>
         <w:tc>
           <w:tcPr>
-            <w:tcW w:w="1909" w:type="dxa"/>
+            <w:tcW w:w="2216" w:type="dxa"/>
             <w:noWrap/>
             <w:vAlign w:val="center"/>
             <w:hideMark/>
@@ -3249,7 +3163,7 @@
         </w:tc>
         <w:tc>
           <w:tcPr>
-            <w:tcW w:w="2416" w:type="dxa"/>
+            <w:tcW w:w="2589" w:type="dxa"/>
             <w:noWrap/>
             <w:vAlign w:val="center"/>
             <w:hideMark/>
@@ -3273,13 +3187,13 @@
                 <w:lang w:val="en-IN" w:eastAsia="en-IN" w:bidi="hi-IN"/>
                 <w14:ligatures w14:val="none"/>
               </w:rPr>
-              <w:t>Database entry</w:t>
+              <w:t>Unique Face enrolment</w:t>
             </w:r>
           </w:p>
         </w:tc>
         <w:tc>
           <w:tcPr>
-            <w:tcW w:w="1909" w:type="dxa"/>
+            <w:tcW w:w="2216" w:type="dxa"/>
             <w:noWrap/>
             <w:vAlign w:val="center"/>
             <w:hideMark/>
@@ -3303,7 +3217,17 @@
                 <w:lang w:val="en-IN" w:eastAsia="en-IN" w:bidi="hi-IN"/>
                 <w14:ligatures w14:val="none"/>
               </w:rPr>
-              <w:t>Valid data</w:t>
+              <w:t>Existing face enrol</w:t>
+            </w:r>
+            <w:r>
+              <w:rPr>
+                <w:rFonts w:ascii="Times New Roman" w:eastAsia="Times New Roman" w:hAnsi="Times New Roman" w:cs="Times New Roman"/>
+                <w:color w:val="000000"/>
+                <w:kern w:val="0"/>
+                <w:lang w:val="en-IN" w:eastAsia="en-IN" w:bidi="hi-IN"/>
+                <w14:ligatures w14:val="none"/>
+              </w:rPr>
+              <w:t>s</w:t>
             </w:r>
           </w:p>
         </w:tc>
@@ -3333,7 +3257,7 @@
                 <w:lang w:val="en-IN" w:eastAsia="en-IN" w:bidi="hi-IN"/>
                 <w14:ligatures w14:val="none"/>
               </w:rPr>
-              <w:t>Stored correctly</w:t>
+              <w:t>Shall show error</w:t>
             </w:r>
           </w:p>
         </w:tc>
@@ -3380,10 +3304,7 @@
         <w:t>.</w:t>
       </w:r>
       <w:r>
-        <w:t>2</w:t>
-      </w:r>
-      <w:r>
-        <w:t xml:space="preserve"> Liveliness Detection</w:t>
+        <w:t>2 Liveliness Detection</w:t>
       </w:r>
       <w:r>
         <w:t xml:space="preserve"> Test Cases</w:t>
@@ -4222,12 +4143,649 @@
     </w:p>
     <w:p>
       <w:pPr>
+        <w:rPr>
+          <w:rStyle w:val="Strong"/>
+          <w:rFonts w:ascii="Times New Roman" w:hAnsi="Times New Roman"/>
+        </w:rPr>
+      </w:pPr>
+      <w:r>
+        <w:rPr>
+          <w:rStyle w:val="Strong"/>
+        </w:rPr>
+        <w:br w:type="page"/>
+      </w:r>
+    </w:p>
+    <w:p>
+      <w:pPr>
         <w:pStyle w:val="3it31content"/>
-      </w:pPr>
+        <w:numPr>
+          <w:ilvl w:val="0"/>
+          <w:numId w:val="23"/>
+        </w:numPr>
+        <w:rPr>
+          <w:rStyle w:val="Strong"/>
+        </w:rPr>
+      </w:pPr>
+      <w:r>
+        <w:rPr>
+          <w:noProof/>
+        </w:rPr>
+        <w:lastRenderedPageBreak/>
+        <w:drawing>
+          <wp:anchor distT="0" distB="0" distL="114300" distR="114300" simplePos="0" relativeHeight="251648512" behindDoc="0" locked="0" layoutInCell="1" allowOverlap="1" wp14:anchorId="705E50E0" wp14:editId="51114DA6">
+            <wp:simplePos x="0" y="0"/>
+            <wp:positionH relativeFrom="column">
+              <wp:posOffset>3129915</wp:posOffset>
+            </wp:positionH>
+            <wp:positionV relativeFrom="paragraph">
+              <wp:posOffset>316230</wp:posOffset>
+            </wp:positionV>
+            <wp:extent cx="1661160" cy="3599815"/>
+            <wp:effectExtent l="0" t="0" r="0" b="635"/>
+            <wp:wrapTopAndBottom/>
+            <wp:docPr id="213583179" name="Picture 2"/>
+            <wp:cNvGraphicFramePr>
+              <a:graphicFrameLocks xmlns:a="http://schemas.openxmlformats.org/drawingml/2006/main" noChangeAspect="1"/>
+            </wp:cNvGraphicFramePr>
+            <a:graphic xmlns:a="http://schemas.openxmlformats.org/drawingml/2006/main">
+              <a:graphicData uri="http://schemas.openxmlformats.org/drawingml/2006/picture">
+                <pic:pic xmlns:pic="http://schemas.openxmlformats.org/drawingml/2006/picture">
+                  <pic:nvPicPr>
+                    <pic:cNvPr id="213583179" name="Picture 213583179"/>
+                    <pic:cNvPicPr/>
+                  </pic:nvPicPr>
+                  <pic:blipFill>
+                    <a:blip r:embed="rId9" cstate="print">
+                      <a:extLst>
+                        <a:ext uri="{28A0092B-C50C-407E-A947-70E740481C1C}">
+                          <a14:useLocalDpi xmlns:a14="http://schemas.microsoft.com/office/drawing/2010/main" val="0"/>
+                        </a:ext>
+                      </a:extLst>
+                    </a:blip>
+                    <a:stretch>
+                      <a:fillRect/>
+                    </a:stretch>
+                  </pic:blipFill>
+                  <pic:spPr>
+                    <a:xfrm>
+                      <a:off x="0" y="0"/>
+                      <a:ext cx="1661160" cy="3599815"/>
+                    </a:xfrm>
+                    <a:prstGeom prst="rect">
+                      <a:avLst/>
+                    </a:prstGeom>
+                  </pic:spPr>
+                </pic:pic>
+              </a:graphicData>
+            </a:graphic>
+            <wp14:sizeRelH relativeFrom="margin">
+              <wp14:pctWidth>0</wp14:pctWidth>
+            </wp14:sizeRelH>
+            <wp14:sizeRelV relativeFrom="margin">
+              <wp14:pctHeight>0</wp14:pctHeight>
+            </wp14:sizeRelV>
+          </wp:anchor>
+        </w:drawing>
+      </w:r>
+      <w:r>
+        <w:rPr>
+          <w:noProof/>
+        </w:rPr>
+        <w:drawing>
+          <wp:anchor distT="0" distB="0" distL="114300" distR="114300" simplePos="0" relativeHeight="251625984" behindDoc="0" locked="0" layoutInCell="1" allowOverlap="1" wp14:anchorId="5F1361EA" wp14:editId="2551E029">
+            <wp:simplePos x="0" y="0"/>
+            <wp:positionH relativeFrom="column">
+              <wp:posOffset>1066165</wp:posOffset>
+            </wp:positionH>
+            <wp:positionV relativeFrom="paragraph">
+              <wp:posOffset>314113</wp:posOffset>
+            </wp:positionV>
+            <wp:extent cx="1661160" cy="3599815"/>
+            <wp:effectExtent l="0" t="0" r="0" b="635"/>
+            <wp:wrapTopAndBottom/>
+            <wp:docPr id="1481351904" name="Picture 1"/>
+            <wp:cNvGraphicFramePr>
+              <a:graphicFrameLocks xmlns:a="http://schemas.openxmlformats.org/drawingml/2006/main" noChangeAspect="1"/>
+            </wp:cNvGraphicFramePr>
+            <a:graphic xmlns:a="http://schemas.openxmlformats.org/drawingml/2006/main">
+              <a:graphicData uri="http://schemas.openxmlformats.org/drawingml/2006/picture">
+                <pic:pic xmlns:pic="http://schemas.openxmlformats.org/drawingml/2006/picture">
+                  <pic:nvPicPr>
+                    <pic:cNvPr id="1481351904" name="Picture 1481351904"/>
+                    <pic:cNvPicPr/>
+                  </pic:nvPicPr>
+                  <pic:blipFill>
+                    <a:blip r:embed="rId10" cstate="print">
+                      <a:extLst>
+                        <a:ext uri="{28A0092B-C50C-407E-A947-70E740481C1C}">
+                          <a14:useLocalDpi xmlns:a14="http://schemas.microsoft.com/office/drawing/2010/main" val="0"/>
+                        </a:ext>
+                      </a:extLst>
+                    </a:blip>
+                    <a:stretch>
+                      <a:fillRect/>
+                    </a:stretch>
+                  </pic:blipFill>
+                  <pic:spPr>
+                    <a:xfrm>
+                      <a:off x="0" y="0"/>
+                      <a:ext cx="1661160" cy="3599815"/>
+                    </a:xfrm>
+                    <a:prstGeom prst="rect">
+                      <a:avLst/>
+                    </a:prstGeom>
+                  </pic:spPr>
+                </pic:pic>
+              </a:graphicData>
+            </a:graphic>
+            <wp14:sizeRelH relativeFrom="margin">
+              <wp14:pctWidth>0</wp14:pctWidth>
+            </wp14:sizeRelH>
+            <wp14:sizeRelV relativeFrom="margin">
+              <wp14:pctHeight>0</wp14:pctHeight>
+            </wp14:sizeRelV>
+          </wp:anchor>
+        </w:drawing>
+      </w:r>
+      <w:r>
+        <w:rPr>
+          <w:rStyle w:val="Strong"/>
+        </w:rPr>
+        <w:t>Valid user attendance</w:t>
+      </w:r>
+    </w:p>
+    <w:p>
+      <w:pPr>
+        <w:pStyle w:val="3it31content"/>
+        <w:rPr>
+          <w:rStyle w:val="Strong"/>
+        </w:rPr>
+      </w:pPr>
+    </w:p>
+    <w:p>
+      <w:pPr>
+        <w:pStyle w:val="3it31content"/>
+        <w:numPr>
+          <w:ilvl w:val="0"/>
+          <w:numId w:val="23"/>
+        </w:numPr>
+        <w:rPr>
+          <w:rStyle w:val="Strong"/>
+        </w:rPr>
+      </w:pPr>
+      <w:r>
+        <w:rPr>
+          <w:b/>
+          <w:bCs/>
+          <w:noProof/>
+        </w:rPr>
+        <w:drawing>
+          <wp:anchor distT="0" distB="0" distL="114300" distR="114300" simplePos="0" relativeHeight="251684352" behindDoc="0" locked="0" layoutInCell="1" allowOverlap="1" wp14:anchorId="42F0E0D6" wp14:editId="25F53D81">
+            <wp:simplePos x="0" y="0"/>
+            <wp:positionH relativeFrom="column">
+              <wp:posOffset>1809115</wp:posOffset>
+            </wp:positionH>
+            <wp:positionV relativeFrom="paragraph">
+              <wp:posOffset>347292</wp:posOffset>
+            </wp:positionV>
+            <wp:extent cx="1661514" cy="3600000"/>
+            <wp:effectExtent l="0" t="0" r="0" b="635"/>
+            <wp:wrapTopAndBottom/>
+            <wp:docPr id="195815311" name="Picture 3"/>
+            <wp:cNvGraphicFramePr>
+              <a:graphicFrameLocks xmlns:a="http://schemas.openxmlformats.org/drawingml/2006/main" noChangeAspect="1"/>
+            </wp:cNvGraphicFramePr>
+            <a:graphic xmlns:a="http://schemas.openxmlformats.org/drawingml/2006/main">
+              <a:graphicData uri="http://schemas.openxmlformats.org/drawingml/2006/picture">
+                <pic:pic xmlns:pic="http://schemas.openxmlformats.org/drawingml/2006/picture">
+                  <pic:nvPicPr>
+                    <pic:cNvPr id="195815311" name="Picture 195815311"/>
+                    <pic:cNvPicPr/>
+                  </pic:nvPicPr>
+                  <pic:blipFill>
+                    <a:blip r:embed="rId11" cstate="print">
+                      <a:extLst>
+                        <a:ext uri="{28A0092B-C50C-407E-A947-70E740481C1C}">
+                          <a14:useLocalDpi xmlns:a14="http://schemas.microsoft.com/office/drawing/2010/main" val="0"/>
+                        </a:ext>
+                      </a:extLst>
+                    </a:blip>
+                    <a:stretch>
+                      <a:fillRect/>
+                    </a:stretch>
+                  </pic:blipFill>
+                  <pic:spPr>
+                    <a:xfrm>
+                      <a:off x="0" y="0"/>
+                      <a:ext cx="1661514" cy="3600000"/>
+                    </a:xfrm>
+                    <a:prstGeom prst="rect">
+                      <a:avLst/>
+                    </a:prstGeom>
+                  </pic:spPr>
+                </pic:pic>
+              </a:graphicData>
+            </a:graphic>
+            <wp14:sizeRelH relativeFrom="margin">
+              <wp14:pctWidth>0</wp14:pctWidth>
+            </wp14:sizeRelH>
+            <wp14:sizeRelV relativeFrom="margin">
+              <wp14:pctHeight>0</wp14:pctHeight>
+            </wp14:sizeRelV>
+          </wp:anchor>
+        </w:drawing>
+      </w:r>
+      <w:r>
+        <w:rPr>
+          <w:rStyle w:val="Strong"/>
+        </w:rPr>
+        <w:t>Duplicate attendance</w:t>
+      </w:r>
+    </w:p>
+    <w:p>
+      <w:pPr>
+        <w:pStyle w:val="3it31content"/>
+        <w:numPr>
+          <w:ilvl w:val="0"/>
+          <w:numId w:val="23"/>
+        </w:numPr>
+        <w:rPr>
+          <w:rStyle w:val="Strong"/>
+        </w:rPr>
+      </w:pPr>
+      <w:r>
+        <w:rPr>
+          <w:b/>
+          <w:bCs/>
+          <w:noProof/>
+        </w:rPr>
+        <w:lastRenderedPageBreak/>
+        <w:drawing>
+          <wp:anchor distT="0" distB="0" distL="114300" distR="114300" simplePos="0" relativeHeight="251693568" behindDoc="0" locked="0" layoutInCell="1" allowOverlap="1" wp14:anchorId="515127EA" wp14:editId="24B5E07D">
+            <wp:simplePos x="0" y="0"/>
+            <wp:positionH relativeFrom="column">
+              <wp:posOffset>1353820</wp:posOffset>
+            </wp:positionH>
+            <wp:positionV relativeFrom="paragraph">
+              <wp:posOffset>299720</wp:posOffset>
+            </wp:positionV>
+            <wp:extent cx="1661160" cy="3599815"/>
+            <wp:effectExtent l="0" t="0" r="0" b="635"/>
+            <wp:wrapTopAndBottom/>
+            <wp:docPr id="456792797" name="Picture 4"/>
+            <wp:cNvGraphicFramePr>
+              <a:graphicFrameLocks xmlns:a="http://schemas.openxmlformats.org/drawingml/2006/main" noChangeAspect="1"/>
+            </wp:cNvGraphicFramePr>
+            <a:graphic xmlns:a="http://schemas.openxmlformats.org/drawingml/2006/main">
+              <a:graphicData uri="http://schemas.openxmlformats.org/drawingml/2006/picture">
+                <pic:pic xmlns:pic="http://schemas.openxmlformats.org/drawingml/2006/picture">
+                  <pic:nvPicPr>
+                    <pic:cNvPr id="456792797" name="Picture 456792797"/>
+                    <pic:cNvPicPr/>
+                  </pic:nvPicPr>
+                  <pic:blipFill>
+                    <a:blip r:embed="rId12" cstate="print">
+                      <a:extLst>
+                        <a:ext uri="{28A0092B-C50C-407E-A947-70E740481C1C}">
+                          <a14:useLocalDpi xmlns:a14="http://schemas.microsoft.com/office/drawing/2010/main" val="0"/>
+                        </a:ext>
+                      </a:extLst>
+                    </a:blip>
+                    <a:stretch>
+                      <a:fillRect/>
+                    </a:stretch>
+                  </pic:blipFill>
+                  <pic:spPr>
+                    <a:xfrm>
+                      <a:off x="0" y="0"/>
+                      <a:ext cx="1661160" cy="3599815"/>
+                    </a:xfrm>
+                    <a:prstGeom prst="rect">
+                      <a:avLst/>
+                    </a:prstGeom>
+                  </pic:spPr>
+                </pic:pic>
+              </a:graphicData>
+            </a:graphic>
+            <wp14:sizeRelH relativeFrom="margin">
+              <wp14:pctWidth>0</wp14:pctWidth>
+            </wp14:sizeRelH>
+            <wp14:sizeRelV relativeFrom="margin">
+              <wp14:pctHeight>0</wp14:pctHeight>
+            </wp14:sizeRelV>
+          </wp:anchor>
+        </w:drawing>
+      </w:r>
+      <w:r>
+        <w:rPr>
+          <w:rStyle w:val="Strong"/>
+        </w:rPr>
+        <w:t>Detect Valid beacon</w:t>
+      </w:r>
+    </w:p>
+    <w:p>
+      <w:pPr>
+        <w:pStyle w:val="3it31content"/>
+        <w:rPr>
+          <w:rStyle w:val="Strong"/>
+        </w:rPr>
+      </w:pPr>
+    </w:p>
+    <w:p>
+      <w:pPr>
+        <w:pStyle w:val="3it31content"/>
+        <w:numPr>
+          <w:ilvl w:val="0"/>
+          <w:numId w:val="23"/>
+        </w:numPr>
+        <w:rPr>
+          <w:rStyle w:val="Strong"/>
+        </w:rPr>
+      </w:pPr>
+      <w:r>
+        <w:rPr>
+          <w:b/>
+          <w:bCs/>
+          <w:noProof/>
+        </w:rPr>
+        <w:drawing>
+          <wp:anchor distT="0" distB="0" distL="114300" distR="114300" simplePos="0" relativeHeight="251701760" behindDoc="0" locked="0" layoutInCell="1" allowOverlap="1" wp14:anchorId="37C26580" wp14:editId="27CE9573">
+            <wp:simplePos x="0" y="0"/>
+            <wp:positionH relativeFrom="column">
+              <wp:posOffset>1334770</wp:posOffset>
+            </wp:positionH>
+            <wp:positionV relativeFrom="paragraph">
+              <wp:posOffset>372745</wp:posOffset>
+            </wp:positionV>
+            <wp:extent cx="1661667" cy="3600000"/>
+            <wp:effectExtent l="0" t="0" r="0" b="635"/>
+            <wp:wrapTopAndBottom/>
+            <wp:docPr id="481896813" name="Picture 5"/>
+            <wp:cNvGraphicFramePr>
+              <a:graphicFrameLocks xmlns:a="http://schemas.openxmlformats.org/drawingml/2006/main" noChangeAspect="1"/>
+            </wp:cNvGraphicFramePr>
+            <a:graphic xmlns:a="http://schemas.openxmlformats.org/drawingml/2006/main">
+              <a:graphicData uri="http://schemas.openxmlformats.org/drawingml/2006/picture">
+                <pic:pic xmlns:pic="http://schemas.openxmlformats.org/drawingml/2006/picture">
+                  <pic:nvPicPr>
+                    <pic:cNvPr id="481896813" name="Picture 481896813"/>
+                    <pic:cNvPicPr/>
+                  </pic:nvPicPr>
+                  <pic:blipFill>
+                    <a:blip r:embed="rId13" cstate="print">
+                      <a:extLst>
+                        <a:ext uri="{28A0092B-C50C-407E-A947-70E740481C1C}">
+                          <a14:useLocalDpi xmlns:a14="http://schemas.microsoft.com/office/drawing/2010/main" val="0"/>
+                        </a:ext>
+                      </a:extLst>
+                    </a:blip>
+                    <a:stretch>
+                      <a:fillRect/>
+                    </a:stretch>
+                  </pic:blipFill>
+                  <pic:spPr>
+                    <a:xfrm>
+                      <a:off x="0" y="0"/>
+                      <a:ext cx="1661667" cy="3600000"/>
+                    </a:xfrm>
+                    <a:prstGeom prst="rect">
+                      <a:avLst/>
+                    </a:prstGeom>
+                  </pic:spPr>
+                </pic:pic>
+              </a:graphicData>
+            </a:graphic>
+            <wp14:sizeRelH relativeFrom="margin">
+              <wp14:pctWidth>0</wp14:pctWidth>
+            </wp14:sizeRelH>
+            <wp14:sizeRelV relativeFrom="margin">
+              <wp14:pctHeight>0</wp14:pctHeight>
+            </wp14:sizeRelV>
+          </wp:anchor>
+        </w:drawing>
+      </w:r>
+      <w:r>
+        <w:rPr>
+          <w:rStyle w:val="Strong"/>
+        </w:rPr>
+        <w:t>No beacon present</w:t>
+      </w:r>
+    </w:p>
+    <w:p>
+      <w:pPr>
+        <w:pStyle w:val="3it31content"/>
+        <w:numPr>
+          <w:ilvl w:val="0"/>
+          <w:numId w:val="23"/>
+        </w:numPr>
+        <w:rPr>
+          <w:rStyle w:val="Strong"/>
+        </w:rPr>
+      </w:pPr>
+      <w:r>
+        <w:rPr>
+          <w:b/>
+          <w:bCs/>
+          <w:noProof/>
+        </w:rPr>
+        <w:lastRenderedPageBreak/>
+        <w:drawing>
+          <wp:anchor distT="0" distB="0" distL="114300" distR="114300" simplePos="0" relativeHeight="251714048" behindDoc="0" locked="0" layoutInCell="1" allowOverlap="1" wp14:anchorId="3AAB57F9" wp14:editId="2F5E6BF0">
+            <wp:simplePos x="0" y="0"/>
+            <wp:positionH relativeFrom="column">
+              <wp:posOffset>1209675</wp:posOffset>
+            </wp:positionH>
+            <wp:positionV relativeFrom="paragraph">
+              <wp:posOffset>266700</wp:posOffset>
+            </wp:positionV>
+            <wp:extent cx="1661667" cy="3600000"/>
+            <wp:effectExtent l="0" t="0" r="0" b="635"/>
+            <wp:wrapTopAndBottom/>
+            <wp:docPr id="1405630146" name="Picture 7"/>
+            <wp:cNvGraphicFramePr>
+              <a:graphicFrameLocks xmlns:a="http://schemas.openxmlformats.org/drawingml/2006/main" noChangeAspect="1"/>
+            </wp:cNvGraphicFramePr>
+            <a:graphic xmlns:a="http://schemas.openxmlformats.org/drawingml/2006/main">
+              <a:graphicData uri="http://schemas.openxmlformats.org/drawingml/2006/picture">
+                <pic:pic xmlns:pic="http://schemas.openxmlformats.org/drawingml/2006/picture">
+                  <pic:nvPicPr>
+                    <pic:cNvPr id="1405630146" name="Picture 1405630146"/>
+                    <pic:cNvPicPr/>
+                  </pic:nvPicPr>
+                  <pic:blipFill>
+                    <a:blip r:embed="rId14" cstate="print">
+                      <a:extLst>
+                        <a:ext uri="{28A0092B-C50C-407E-A947-70E740481C1C}">
+                          <a14:useLocalDpi xmlns:a14="http://schemas.microsoft.com/office/drawing/2010/main" val="0"/>
+                        </a:ext>
+                      </a:extLst>
+                    </a:blip>
+                    <a:stretch>
+                      <a:fillRect/>
+                    </a:stretch>
+                  </pic:blipFill>
+                  <pic:spPr>
+                    <a:xfrm>
+                      <a:off x="0" y="0"/>
+                      <a:ext cx="1661667" cy="3600000"/>
+                    </a:xfrm>
+                    <a:prstGeom prst="rect">
+                      <a:avLst/>
+                    </a:prstGeom>
+                  </pic:spPr>
+                </pic:pic>
+              </a:graphicData>
+            </a:graphic>
+          </wp:anchor>
+        </w:drawing>
+      </w:r>
+      <w:r>
+        <w:rPr>
+          <w:rStyle w:val="Strong"/>
+        </w:rPr>
+        <w:t>No movement</w:t>
+      </w:r>
+    </w:p>
+    <w:p>
+      <w:pPr>
+        <w:pStyle w:val="3it31content"/>
+        <w:rPr>
+          <w:rStyle w:val="Strong"/>
+        </w:rPr>
+      </w:pPr>
+    </w:p>
+    <w:p>
+      <w:pPr>
+        <w:pStyle w:val="3it31content"/>
+        <w:numPr>
+          <w:ilvl w:val="0"/>
+          <w:numId w:val="23"/>
+        </w:numPr>
+        <w:rPr>
+          <w:b/>
+          <w:bCs/>
+        </w:rPr>
+      </w:pPr>
+      <w:r>
+        <w:rPr>
+          <w:b/>
+          <w:bCs/>
+          <w:noProof/>
+        </w:rPr>
+        <w:drawing>
+          <wp:anchor distT="0" distB="0" distL="114300" distR="114300" simplePos="0" relativeHeight="251732480" behindDoc="0" locked="0" layoutInCell="1" allowOverlap="1" wp14:anchorId="02B871AA" wp14:editId="361B1C6C">
+            <wp:simplePos x="0" y="0"/>
+            <wp:positionH relativeFrom="column">
+              <wp:posOffset>3155950</wp:posOffset>
+            </wp:positionH>
+            <wp:positionV relativeFrom="paragraph">
+              <wp:posOffset>422910</wp:posOffset>
+            </wp:positionV>
+            <wp:extent cx="1660525" cy="3598545"/>
+            <wp:effectExtent l="0" t="0" r="0" b="1905"/>
+            <wp:wrapTopAndBottom/>
+            <wp:docPr id="614129612" name="Picture 8"/>
+            <wp:cNvGraphicFramePr>
+              <a:graphicFrameLocks xmlns:a="http://schemas.openxmlformats.org/drawingml/2006/main" noChangeAspect="1"/>
+            </wp:cNvGraphicFramePr>
+            <a:graphic xmlns:a="http://schemas.openxmlformats.org/drawingml/2006/main">
+              <a:graphicData uri="http://schemas.openxmlformats.org/drawingml/2006/picture">
+                <pic:pic xmlns:pic="http://schemas.openxmlformats.org/drawingml/2006/picture">
+                  <pic:nvPicPr>
+                    <pic:cNvPr id="614129612" name="Picture 8"/>
+                    <pic:cNvPicPr/>
+                  </pic:nvPicPr>
+                  <pic:blipFill>
+                    <a:blip r:embed="rId15" cstate="print">
+                      <a:extLst>
+                        <a:ext uri="{28A0092B-C50C-407E-A947-70E740481C1C}">
+                          <a14:useLocalDpi xmlns:a14="http://schemas.microsoft.com/office/drawing/2010/main" val="0"/>
+                        </a:ext>
+                      </a:extLst>
+                    </a:blip>
+                    <a:stretch>
+                      <a:fillRect/>
+                    </a:stretch>
+                  </pic:blipFill>
+                  <pic:spPr>
+                    <a:xfrm>
+                      <a:off x="0" y="0"/>
+                      <a:ext cx="1660525" cy="3598545"/>
+                    </a:xfrm>
+                    <a:prstGeom prst="rect">
+                      <a:avLst/>
+                    </a:prstGeom>
+                  </pic:spPr>
+                </pic:pic>
+              </a:graphicData>
+            </a:graphic>
+            <wp14:sizeRelH relativeFrom="margin">
+              <wp14:pctWidth>0</wp14:pctWidth>
+            </wp14:sizeRelH>
+            <wp14:sizeRelV relativeFrom="margin">
+              <wp14:pctHeight>0</wp14:pctHeight>
+            </wp14:sizeRelV>
+          </wp:anchor>
+        </w:drawing>
+      </w:r>
+      <w:r>
+        <w:rPr>
+          <w:b/>
+          <w:bCs/>
+          <w:noProof/>
+        </w:rPr>
+        <w:drawing>
+          <wp:anchor distT="0" distB="0" distL="114300" distR="114300" simplePos="0" relativeHeight="251736576" behindDoc="0" locked="0" layoutInCell="1" allowOverlap="1" wp14:anchorId="1848A856" wp14:editId="18E57736">
+            <wp:simplePos x="0" y="0"/>
+            <wp:positionH relativeFrom="column">
+              <wp:posOffset>869950</wp:posOffset>
+            </wp:positionH>
+            <wp:positionV relativeFrom="paragraph">
+              <wp:posOffset>410210</wp:posOffset>
+            </wp:positionV>
+            <wp:extent cx="1661160" cy="3598545"/>
+            <wp:effectExtent l="0" t="0" r="0" b="1905"/>
+            <wp:wrapTopAndBottom/>
+            <wp:docPr id="940430406" name="Picture 3"/>
+            <wp:cNvGraphicFramePr>
+              <a:graphicFrameLocks xmlns:a="http://schemas.openxmlformats.org/drawingml/2006/main" noChangeAspect="1"/>
+            </wp:cNvGraphicFramePr>
+            <a:graphic xmlns:a="http://schemas.openxmlformats.org/drawingml/2006/main">
+              <a:graphicData uri="http://schemas.openxmlformats.org/drawingml/2006/picture">
+                <pic:pic xmlns:pic="http://schemas.openxmlformats.org/drawingml/2006/picture">
+                  <pic:nvPicPr>
+                    <pic:cNvPr id="940430406" name="Picture 3"/>
+                    <pic:cNvPicPr/>
+                  </pic:nvPicPr>
+                  <pic:blipFill>
+                    <a:blip r:embed="rId16" cstate="print">
+                      <a:extLst>
+                        <a:ext uri="{28A0092B-C50C-407E-A947-70E740481C1C}">
+                          <a14:useLocalDpi xmlns:a14="http://schemas.microsoft.com/office/drawing/2010/main" val="0"/>
+                        </a:ext>
+                      </a:extLst>
+                    </a:blip>
+                    <a:stretch>
+                      <a:fillRect/>
+                    </a:stretch>
+                  </pic:blipFill>
+                  <pic:spPr>
+                    <a:xfrm>
+                      <a:off x="0" y="0"/>
+                      <a:ext cx="1661160" cy="3598545"/>
+                    </a:xfrm>
+                    <a:prstGeom prst="rect">
+                      <a:avLst/>
+                    </a:prstGeom>
+                  </pic:spPr>
+                </pic:pic>
+              </a:graphicData>
+            </a:graphic>
+            <wp14:sizeRelH relativeFrom="margin">
+              <wp14:pctWidth>0</wp14:pctWidth>
+            </wp14:sizeRelH>
+            <wp14:sizeRelV relativeFrom="margin">
+              <wp14:pctHeight>0</wp14:pctHeight>
+            </wp14:sizeRelV>
+          </wp:anchor>
+        </w:drawing>
+      </w:r>
+      <w:r>
+        <w:rPr>
+          <w:rStyle w:val="Strong"/>
+        </w:rPr>
+        <w:t>Existing face enrollin</w:t>
+      </w:r>
+      <w:r>
+        <w:rPr>
+          <w:rStyle w:val="Strong"/>
+        </w:rPr>
+        <w:t>g</w:t>
+      </w:r>
     </w:p>
     <w:sectPr>
-      <w:headerReference w:type="default" r:id="rId9"/>
-      <w:footerReference w:type="default" r:id="rId10"/>
+      <w:headerReference w:type="default" r:id="rId17"/>
+      <w:footerReference w:type="default" r:id="rId18"/>
       <w:pgSz w:w="12240" w:h="15840"/>
       <w:pgMar w:top="1440" w:right="1440" w:bottom="1440" w:left="1440" w:header="720" w:footer="720" w:gutter="0"/>
       <w:pgBorders w:offsetFrom="page">
@@ -4612,6 +5170,119 @@
     </w:lvl>
   </w:abstractNum>
   <w:abstractNum w:abstractNumId="2" w15:restartNumberingAfterBreak="0">
+    <w:nsid w:val="0CE84D51"/>
+    <w:multiLevelType w:val="hybridMultilevel"/>
+    <w:tmpl w:val="DD6AAC30"/>
+    <w:lvl w:ilvl="0" w:tplc="FFFFFFFF">
+      <w:start w:val="1"/>
+      <w:numFmt w:val="decimal"/>
+      <w:lvlText w:val="%1."/>
+      <w:lvlJc w:val="left"/>
+      <w:pPr>
+        <w:ind w:left="720" w:hanging="360"/>
+      </w:pPr>
+      <w:rPr>
+        <w:rFonts w:hint="default"/>
+      </w:rPr>
+    </w:lvl>
+    <w:lvl w:ilvl="1" w:tplc="FFFFFFFF" w:tentative="1">
+      <w:start w:val="1"/>
+      <w:numFmt w:val="bullet"/>
+      <w:lvlText w:val="o"/>
+      <w:lvlJc w:val="left"/>
+      <w:pPr>
+        <w:ind w:left="1440" w:hanging="360"/>
+      </w:pPr>
+      <w:rPr>
+        <w:rFonts w:ascii="Courier New" w:hAnsi="Courier New" w:cs="Courier New" w:hint="default"/>
+      </w:rPr>
+    </w:lvl>
+    <w:lvl w:ilvl="2" w:tplc="FFFFFFFF" w:tentative="1">
+      <w:start w:val="1"/>
+      <w:numFmt w:val="bullet"/>
+      <w:lvlText w:val=""/>
+      <w:lvlJc w:val="left"/>
+      <w:pPr>
+        <w:ind w:left="2160" w:hanging="360"/>
+      </w:pPr>
+      <w:rPr>
+        <w:rFonts w:ascii="Wingdings" w:hAnsi="Wingdings" w:hint="default"/>
+      </w:rPr>
+    </w:lvl>
+    <w:lvl w:ilvl="3" w:tplc="FFFFFFFF" w:tentative="1">
+      <w:start w:val="1"/>
+      <w:numFmt w:val="bullet"/>
+      <w:lvlText w:val=""/>
+      <w:lvlJc w:val="left"/>
+      <w:pPr>
+        <w:ind w:left="2880" w:hanging="360"/>
+      </w:pPr>
+      <w:rPr>
+        <w:rFonts w:ascii="Symbol" w:hAnsi="Symbol" w:hint="default"/>
+      </w:rPr>
+    </w:lvl>
+    <w:lvl w:ilvl="4" w:tplc="FFFFFFFF" w:tentative="1">
+      <w:start w:val="1"/>
+      <w:numFmt w:val="bullet"/>
+      <w:lvlText w:val="o"/>
+      <w:lvlJc w:val="left"/>
+      <w:pPr>
+        <w:ind w:left="3600" w:hanging="360"/>
+      </w:pPr>
+      <w:rPr>
+        <w:rFonts w:ascii="Courier New" w:hAnsi="Courier New" w:cs="Courier New" w:hint="default"/>
+      </w:rPr>
+    </w:lvl>
+    <w:lvl w:ilvl="5" w:tplc="FFFFFFFF" w:tentative="1">
+      <w:start w:val="1"/>
+      <w:numFmt w:val="bullet"/>
+      <w:lvlText w:val=""/>
+      <w:lvlJc w:val="left"/>
+      <w:pPr>
+        <w:ind w:left="4320" w:hanging="360"/>
+      </w:pPr>
+      <w:rPr>
+        <w:rFonts w:ascii="Wingdings" w:hAnsi="Wingdings" w:hint="default"/>
+      </w:rPr>
+    </w:lvl>
+    <w:lvl w:ilvl="6" w:tplc="FFFFFFFF" w:tentative="1">
+      <w:start w:val="1"/>
+      <w:numFmt w:val="bullet"/>
+      <w:lvlText w:val=""/>
+      <w:lvlJc w:val="left"/>
+      <w:pPr>
+        <w:ind w:left="5040" w:hanging="360"/>
+      </w:pPr>
+      <w:rPr>
+        <w:rFonts w:ascii="Symbol" w:hAnsi="Symbol" w:hint="default"/>
+      </w:rPr>
+    </w:lvl>
+    <w:lvl w:ilvl="7" w:tplc="FFFFFFFF" w:tentative="1">
+      <w:start w:val="1"/>
+      <w:numFmt w:val="bullet"/>
+      <w:lvlText w:val="o"/>
+      <w:lvlJc w:val="left"/>
+      <w:pPr>
+        <w:ind w:left="5760" w:hanging="360"/>
+      </w:pPr>
+      <w:rPr>
+        <w:rFonts w:ascii="Courier New" w:hAnsi="Courier New" w:cs="Courier New" w:hint="default"/>
+      </w:rPr>
+    </w:lvl>
+    <w:lvl w:ilvl="8" w:tplc="FFFFFFFF" w:tentative="1">
+      <w:start w:val="1"/>
+      <w:numFmt w:val="bullet"/>
+      <w:lvlText w:val=""/>
+      <w:lvlJc w:val="left"/>
+      <w:pPr>
+        <w:ind w:left="6480" w:hanging="360"/>
+      </w:pPr>
+      <w:rPr>
+        <w:rFonts w:ascii="Wingdings" w:hAnsi="Wingdings" w:hint="default"/>
+      </w:rPr>
+    </w:lvl>
+  </w:abstractNum>
+  <w:abstractNum w:abstractNumId="3" w15:restartNumberingAfterBreak="0">
     <w:nsid w:val="10233729"/>
     <w:multiLevelType w:val="hybridMultilevel"/>
     <w:tmpl w:val="DF461100"/>
@@ -4724,7 +5395,7 @@
       </w:rPr>
     </w:lvl>
   </w:abstractNum>
-  <w:abstractNum w:abstractNumId="3" w15:restartNumberingAfterBreak="0">
+  <w:abstractNum w:abstractNumId="4" w15:restartNumberingAfterBreak="0">
     <w:nsid w:val="161F4EC2"/>
     <w:multiLevelType w:val="hybridMultilevel"/>
     <w:tmpl w:val="0C2A16A0"/>
@@ -4813,7 +5484,7 @@
       </w:pPr>
     </w:lvl>
   </w:abstractNum>
-  <w:abstractNum w:abstractNumId="4" w15:restartNumberingAfterBreak="0">
+  <w:abstractNum w:abstractNumId="5" w15:restartNumberingAfterBreak="0">
     <w:nsid w:val="1D2B29E5"/>
     <w:multiLevelType w:val="multilevel"/>
     <w:tmpl w:val="E6D8B048"/>
@@ -4962,7 +5633,7 @@
       </w:rPr>
     </w:lvl>
   </w:abstractNum>
-  <w:abstractNum w:abstractNumId="5" w15:restartNumberingAfterBreak="0">
+  <w:abstractNum w:abstractNumId="6" w15:restartNumberingAfterBreak="0">
     <w:nsid w:val="1EF142B4"/>
     <w:multiLevelType w:val="hybridMultilevel"/>
     <w:tmpl w:val="538A69F2"/>
@@ -5048,7 +5719,7 @@
       </w:pPr>
     </w:lvl>
   </w:abstractNum>
-  <w:abstractNum w:abstractNumId="6" w15:restartNumberingAfterBreak="0">
+  <w:abstractNum w:abstractNumId="7" w15:restartNumberingAfterBreak="0">
     <w:nsid w:val="21FF799E"/>
     <w:multiLevelType w:val="hybridMultilevel"/>
     <w:tmpl w:val="F81AB878"/>
@@ -5161,7 +5832,7 @@
       </w:rPr>
     </w:lvl>
   </w:abstractNum>
-  <w:abstractNum w:abstractNumId="7" w15:restartNumberingAfterBreak="0">
+  <w:abstractNum w:abstractNumId="8" w15:restartNumberingAfterBreak="0">
     <w:nsid w:val="27AC1BBD"/>
     <w:multiLevelType w:val="hybridMultilevel"/>
     <w:tmpl w:val="B554CDE2"/>
@@ -5274,7 +5945,7 @@
       </w:rPr>
     </w:lvl>
   </w:abstractNum>
-  <w:abstractNum w:abstractNumId="8" w15:restartNumberingAfterBreak="0">
+  <w:abstractNum w:abstractNumId="9" w15:restartNumberingAfterBreak="0">
     <w:nsid w:val="30A2742E"/>
     <w:multiLevelType w:val="hybridMultilevel"/>
     <w:tmpl w:val="C464AEEC"/>
@@ -5387,7 +6058,7 @@
       </w:rPr>
     </w:lvl>
   </w:abstractNum>
-  <w:abstractNum w:abstractNumId="9" w15:restartNumberingAfterBreak="0">
+  <w:abstractNum w:abstractNumId="10" w15:restartNumberingAfterBreak="0">
     <w:nsid w:val="340F60A3"/>
     <w:multiLevelType w:val="hybridMultilevel"/>
     <w:tmpl w:val="253A9D0C"/>
@@ -5480,7 +6151,7 @@
       </w:pPr>
     </w:lvl>
   </w:abstractNum>
-  <w:abstractNum w:abstractNumId="10" w15:restartNumberingAfterBreak="0">
+  <w:abstractNum w:abstractNumId="11" w15:restartNumberingAfterBreak="0">
     <w:nsid w:val="3DC72B0D"/>
     <w:multiLevelType w:val="hybridMultilevel"/>
     <w:tmpl w:val="0ED8BB94"/>
@@ -5570,7 +6241,7 @@
       </w:pPr>
     </w:lvl>
   </w:abstractNum>
-  <w:abstractNum w:abstractNumId="11" w15:restartNumberingAfterBreak="0">
+  <w:abstractNum w:abstractNumId="12" w15:restartNumberingAfterBreak="0">
     <w:nsid w:val="3E2C66B1"/>
     <w:multiLevelType w:val="hybridMultilevel"/>
     <w:tmpl w:val="E466CDEA"/>
@@ -5659,7 +6330,7 @@
       </w:pPr>
     </w:lvl>
   </w:abstractNum>
-  <w:abstractNum w:abstractNumId="12" w15:restartNumberingAfterBreak="0">
+  <w:abstractNum w:abstractNumId="13" w15:restartNumberingAfterBreak="0">
     <w:nsid w:val="476C477B"/>
     <w:multiLevelType w:val="hybridMultilevel"/>
     <w:tmpl w:val="BB8A1390"/>
@@ -5772,7 +6443,7 @@
       </w:rPr>
     </w:lvl>
   </w:abstractNum>
-  <w:abstractNum w:abstractNumId="13" w15:restartNumberingAfterBreak="0">
+  <w:abstractNum w:abstractNumId="14" w15:restartNumberingAfterBreak="0">
     <w:nsid w:val="4B391F15"/>
     <w:multiLevelType w:val="hybridMultilevel"/>
     <w:tmpl w:val="DD6AAC30"/>
@@ -5885,7 +6556,7 @@
       </w:rPr>
     </w:lvl>
   </w:abstractNum>
-  <w:abstractNum w:abstractNumId="14" w15:restartNumberingAfterBreak="0">
+  <w:abstractNum w:abstractNumId="15" w15:restartNumberingAfterBreak="0">
     <w:nsid w:val="54AE5FC5"/>
     <w:multiLevelType w:val="hybridMultilevel"/>
     <w:tmpl w:val="B25CFE7C"/>
@@ -5971,7 +6642,7 @@
       </w:pPr>
     </w:lvl>
   </w:abstractNum>
-  <w:abstractNum w:abstractNumId="15" w15:restartNumberingAfterBreak="0">
+  <w:abstractNum w:abstractNumId="16" w15:restartNumberingAfterBreak="0">
     <w:nsid w:val="54F33644"/>
     <w:multiLevelType w:val="hybridMultilevel"/>
     <w:tmpl w:val="3DE8793E"/>
@@ -6084,7 +6755,7 @@
       </w:rPr>
     </w:lvl>
   </w:abstractNum>
-  <w:abstractNum w:abstractNumId="16" w15:restartNumberingAfterBreak="0">
+  <w:abstractNum w:abstractNumId="17" w15:restartNumberingAfterBreak="0">
     <w:nsid w:val="552821A6"/>
     <w:multiLevelType w:val="hybridMultilevel"/>
     <w:tmpl w:val="BB4C0B64"/>
@@ -6198,7 +6869,7 @@
       </w:rPr>
     </w:lvl>
   </w:abstractNum>
-  <w:abstractNum w:abstractNumId="17" w15:restartNumberingAfterBreak="0">
+  <w:abstractNum w:abstractNumId="18" w15:restartNumberingAfterBreak="0">
     <w:nsid w:val="58127C37"/>
     <w:multiLevelType w:val="multilevel"/>
     <w:tmpl w:val="39F2743E"/>
@@ -6347,7 +7018,7 @@
       </w:rPr>
     </w:lvl>
   </w:abstractNum>
-  <w:abstractNum w:abstractNumId="18" w15:restartNumberingAfterBreak="0">
+  <w:abstractNum w:abstractNumId="19" w15:restartNumberingAfterBreak="0">
     <w:nsid w:val="5F8F2DEB"/>
     <w:multiLevelType w:val="multilevel"/>
     <w:tmpl w:val="9368716A"/>
@@ -6461,7 +7132,7 @@
       </w:rPr>
     </w:lvl>
   </w:abstractNum>
-  <w:abstractNum w:abstractNumId="19" w15:restartNumberingAfterBreak="0">
+  <w:abstractNum w:abstractNumId="20" w15:restartNumberingAfterBreak="0">
     <w:nsid w:val="623438E5"/>
     <w:multiLevelType w:val="hybridMultilevel"/>
     <w:tmpl w:val="738A07DA"/>
@@ -6574,7 +7245,7 @@
       </w:rPr>
     </w:lvl>
   </w:abstractNum>
-  <w:abstractNum w:abstractNumId="20" w15:restartNumberingAfterBreak="0">
+  <w:abstractNum w:abstractNumId="21" w15:restartNumberingAfterBreak="0">
     <w:nsid w:val="6792125D"/>
     <w:multiLevelType w:val="hybridMultilevel"/>
     <w:tmpl w:val="4920E318"/>
@@ -6687,7 +7358,7 @@
       </w:rPr>
     </w:lvl>
   </w:abstractNum>
-  <w:abstractNum w:abstractNumId="21" w15:restartNumberingAfterBreak="0">
+  <w:abstractNum w:abstractNumId="22" w15:restartNumberingAfterBreak="0">
     <w:nsid w:val="6C9E44B1"/>
     <w:multiLevelType w:val="hybridMultilevel"/>
     <w:tmpl w:val="DDF81B92"/>
@@ -6800,41 +7471,154 @@
       </w:rPr>
     </w:lvl>
   </w:abstractNum>
+  <w:abstractNum w:abstractNumId="23" w15:restartNumberingAfterBreak="0">
+    <w:nsid w:val="7F4A1D22"/>
+    <w:multiLevelType w:val="hybridMultilevel"/>
+    <w:tmpl w:val="D91E0622"/>
+    <w:lvl w:ilvl="0" w:tplc="8230F956">
+      <w:start w:val="1"/>
+      <w:numFmt w:val="bullet"/>
+      <w:lvlText w:val=""/>
+      <w:lvlJc w:val="left"/>
+      <w:pPr>
+        <w:ind w:left="720" w:hanging="360"/>
+      </w:pPr>
+      <w:rPr>
+        <w:rFonts w:ascii="Symbol" w:hAnsi="Symbol" w:hint="default"/>
+      </w:rPr>
+    </w:lvl>
+    <w:lvl w:ilvl="1" w:tplc="40090003" w:tentative="1">
+      <w:start w:val="1"/>
+      <w:numFmt w:val="bullet"/>
+      <w:lvlText w:val="o"/>
+      <w:lvlJc w:val="left"/>
+      <w:pPr>
+        <w:ind w:left="1440" w:hanging="360"/>
+      </w:pPr>
+      <w:rPr>
+        <w:rFonts w:ascii="Courier New" w:hAnsi="Courier New" w:cs="Courier New" w:hint="default"/>
+      </w:rPr>
+    </w:lvl>
+    <w:lvl w:ilvl="2" w:tplc="40090005" w:tentative="1">
+      <w:start w:val="1"/>
+      <w:numFmt w:val="bullet"/>
+      <w:lvlText w:val=""/>
+      <w:lvlJc w:val="left"/>
+      <w:pPr>
+        <w:ind w:left="2160" w:hanging="360"/>
+      </w:pPr>
+      <w:rPr>
+        <w:rFonts w:ascii="Wingdings" w:hAnsi="Wingdings" w:hint="default"/>
+      </w:rPr>
+    </w:lvl>
+    <w:lvl w:ilvl="3" w:tplc="40090001" w:tentative="1">
+      <w:start w:val="1"/>
+      <w:numFmt w:val="bullet"/>
+      <w:lvlText w:val=""/>
+      <w:lvlJc w:val="left"/>
+      <w:pPr>
+        <w:ind w:left="2880" w:hanging="360"/>
+      </w:pPr>
+      <w:rPr>
+        <w:rFonts w:ascii="Symbol" w:hAnsi="Symbol" w:hint="default"/>
+      </w:rPr>
+    </w:lvl>
+    <w:lvl w:ilvl="4" w:tplc="40090003" w:tentative="1">
+      <w:start w:val="1"/>
+      <w:numFmt w:val="bullet"/>
+      <w:lvlText w:val="o"/>
+      <w:lvlJc w:val="left"/>
+      <w:pPr>
+        <w:ind w:left="3600" w:hanging="360"/>
+      </w:pPr>
+      <w:rPr>
+        <w:rFonts w:ascii="Courier New" w:hAnsi="Courier New" w:cs="Courier New" w:hint="default"/>
+      </w:rPr>
+    </w:lvl>
+    <w:lvl w:ilvl="5" w:tplc="40090005" w:tentative="1">
+      <w:start w:val="1"/>
+      <w:numFmt w:val="bullet"/>
+      <w:lvlText w:val=""/>
+      <w:lvlJc w:val="left"/>
+      <w:pPr>
+        <w:ind w:left="4320" w:hanging="360"/>
+      </w:pPr>
+      <w:rPr>
+        <w:rFonts w:ascii="Wingdings" w:hAnsi="Wingdings" w:hint="default"/>
+      </w:rPr>
+    </w:lvl>
+    <w:lvl w:ilvl="6" w:tplc="40090001" w:tentative="1">
+      <w:start w:val="1"/>
+      <w:numFmt w:val="bullet"/>
+      <w:lvlText w:val=""/>
+      <w:lvlJc w:val="left"/>
+      <w:pPr>
+        <w:ind w:left="5040" w:hanging="360"/>
+      </w:pPr>
+      <w:rPr>
+        <w:rFonts w:ascii="Symbol" w:hAnsi="Symbol" w:hint="default"/>
+      </w:rPr>
+    </w:lvl>
+    <w:lvl w:ilvl="7" w:tplc="40090003" w:tentative="1">
+      <w:start w:val="1"/>
+      <w:numFmt w:val="bullet"/>
+      <w:lvlText w:val="o"/>
+      <w:lvlJc w:val="left"/>
+      <w:pPr>
+        <w:ind w:left="5760" w:hanging="360"/>
+      </w:pPr>
+      <w:rPr>
+        <w:rFonts w:ascii="Courier New" w:hAnsi="Courier New" w:cs="Courier New" w:hint="default"/>
+      </w:rPr>
+    </w:lvl>
+    <w:lvl w:ilvl="8" w:tplc="40090005" w:tentative="1">
+      <w:start w:val="1"/>
+      <w:numFmt w:val="bullet"/>
+      <w:lvlText w:val=""/>
+      <w:lvlJc w:val="left"/>
+      <w:pPr>
+        <w:ind w:left="6480" w:hanging="360"/>
+      </w:pPr>
+      <w:rPr>
+        <w:rFonts w:ascii="Wingdings" w:hAnsi="Wingdings" w:hint="default"/>
+      </w:rPr>
+    </w:lvl>
+  </w:abstractNum>
   <w:num w:numId="1" w16cid:durableId="1318267362">
-    <w:abstractNumId w:val="14"/>
+    <w:abstractNumId w:val="15"/>
   </w:num>
   <w:num w:numId="2" w16cid:durableId="1674257271">
-    <w:abstractNumId w:val="18"/>
+    <w:abstractNumId w:val="19"/>
   </w:num>
   <w:num w:numId="3" w16cid:durableId="1917930223">
+    <w:abstractNumId w:val="4"/>
+  </w:num>
+  <w:num w:numId="4" w16cid:durableId="1042442946">
+    <w:abstractNumId w:val="13"/>
+  </w:num>
+  <w:num w:numId="5" w16cid:durableId="1002782372">
+    <w:abstractNumId w:val="16"/>
+  </w:num>
+  <w:num w:numId="6" w16cid:durableId="47076840">
     <w:abstractNumId w:val="3"/>
   </w:num>
-  <w:num w:numId="4" w16cid:durableId="1042442946">
-    <w:abstractNumId w:val="12"/>
-  </w:num>
-  <w:num w:numId="5" w16cid:durableId="1002782372">
-    <w:abstractNumId w:val="15"/>
-  </w:num>
-  <w:num w:numId="6" w16cid:durableId="47076840">
-    <w:abstractNumId w:val="2"/>
-  </w:num>
   <w:num w:numId="7" w16cid:durableId="464665896">
-    <w:abstractNumId w:val="21"/>
+    <w:abstractNumId w:val="22"/>
   </w:num>
   <w:num w:numId="8" w16cid:durableId="1705982541">
     <w:abstractNumId w:val="0"/>
   </w:num>
   <w:num w:numId="9" w16cid:durableId="1173228219">
-    <w:abstractNumId w:val="19"/>
+    <w:abstractNumId w:val="20"/>
   </w:num>
   <w:num w:numId="10" w16cid:durableId="1509906664">
-    <w:abstractNumId w:val="16"/>
+    <w:abstractNumId w:val="17"/>
   </w:num>
   <w:num w:numId="11" w16cid:durableId="642545978">
-    <w:abstractNumId w:val="6"/>
+    <w:abstractNumId w:val="7"/>
   </w:num>
   <w:num w:numId="12" w16cid:durableId="132912323">
-    <w:abstractNumId w:val="11"/>
+    <w:abstractNumId w:val="12"/>
     <w:lvlOverride w:ilvl="0">
       <w:startOverride w:val="1"/>
     </w:lvlOverride>
@@ -6862,34 +7646,40 @@
     </w:lvlOverride>
   </w:num>
   <w:num w:numId="13" w16cid:durableId="318507923">
+    <w:abstractNumId w:val="10"/>
+  </w:num>
+  <w:num w:numId="14" w16cid:durableId="67192799">
+    <w:abstractNumId w:val="11"/>
+  </w:num>
+  <w:num w:numId="15" w16cid:durableId="87360706">
+    <w:abstractNumId w:val="18"/>
+  </w:num>
+  <w:num w:numId="16" w16cid:durableId="409155015">
+    <w:abstractNumId w:val="5"/>
+  </w:num>
+  <w:num w:numId="17" w16cid:durableId="1567103286">
+    <w:abstractNumId w:val="8"/>
+  </w:num>
+  <w:num w:numId="18" w16cid:durableId="1074934511">
     <w:abstractNumId w:val="9"/>
   </w:num>
-  <w:num w:numId="14" w16cid:durableId="67192799">
-    <w:abstractNumId w:val="10"/>
-  </w:num>
-  <w:num w:numId="15" w16cid:durableId="87360706">
-    <w:abstractNumId w:val="17"/>
-  </w:num>
-  <w:num w:numId="16" w16cid:durableId="409155015">
-    <w:abstractNumId w:val="4"/>
-  </w:num>
-  <w:num w:numId="17" w16cid:durableId="1567103286">
-    <w:abstractNumId w:val="7"/>
-  </w:num>
-  <w:num w:numId="18" w16cid:durableId="1074934511">
-    <w:abstractNumId w:val="8"/>
-  </w:num>
   <w:num w:numId="19" w16cid:durableId="2025204637">
-    <w:abstractNumId w:val="20"/>
+    <w:abstractNumId w:val="21"/>
   </w:num>
   <w:num w:numId="20" w16cid:durableId="281696554">
-    <w:abstractNumId w:val="13"/>
+    <w:abstractNumId w:val="14"/>
   </w:num>
   <w:num w:numId="21" w16cid:durableId="439879292">
     <w:abstractNumId w:val="1"/>
   </w:num>
   <w:num w:numId="22" w16cid:durableId="156462508">
-    <w:abstractNumId w:val="5"/>
+    <w:abstractNumId w:val="6"/>
+  </w:num>
+  <w:num w:numId="23" w16cid:durableId="1814326398">
+    <w:abstractNumId w:val="2"/>
+  </w:num>
+  <w:num w:numId="24" w16cid:durableId="1861550703">
+    <w:abstractNumId w:val="23"/>
   </w:num>
 </w:numbering>
 </file>
@@ -7497,6 +8287,7 @@
   <w:style w:type="character" w:default="1" w:styleId="DefaultParagraphFont">
     <w:name w:val="Default Paragraph Font"/>
     <w:uiPriority w:val="1"/>
+    <w:semiHidden/>
     <w:unhideWhenUsed/>
   </w:style>
   <w:style w:type="table" w:default="1" w:styleId="TableNormal">
@@ -7895,12 +8686,12 @@
     <w:link w:val="3it31heading2Char"/>
     <w:autoRedefine/>
     <w:qFormat/>
-    <w:rsid w:val="00A030E0"/>
+    <w:rsid w:val="007E73E1"/>
     <w:pPr>
       <w:numPr>
         <w:numId w:val="0"/>
       </w:numPr>
-      <w:spacing w:after="120"/>
+      <w:spacing w:before="360" w:after="120"/>
     </w:pPr>
     <w:rPr>
       <w:sz w:val="24"/>
@@ -7910,7 +8701,7 @@
     <w:name w:val="3it31_heading2 Char"/>
     <w:basedOn w:val="3it31heading1Char"/>
     <w:link w:val="3it31heading2"/>
-    <w:rsid w:val="00A030E0"/>
+    <w:rsid w:val="007E73E1"/>
     <w:rPr>
       <w:rFonts w:ascii="Times New Roman" w:eastAsiaTheme="majorEastAsia" w:hAnsi="Times New Roman" w:cs="Times New Roman"/>
       <w:b/>
@@ -7925,7 +8716,7 @@
     <w:link w:val="3it31contentChar"/>
     <w:autoRedefine/>
     <w:qFormat/>
-    <w:rsid w:val="00C22D3F"/>
+    <w:rsid w:val="003D2922"/>
     <w:pPr>
       <w:spacing w:after="0" w:line="360" w:lineRule="auto"/>
       <w:jc w:val="both"/>
@@ -7938,7 +8729,7 @@
     <w:name w:val="3it31_content Char"/>
     <w:basedOn w:val="DefaultParagraphFont"/>
     <w:link w:val="3it31content"/>
-    <w:rsid w:val="00C22D3F"/>
+    <w:rsid w:val="003D2922"/>
     <w:rPr>
       <w:rFonts w:ascii="Times New Roman" w:hAnsi="Times New Roman"/>
     </w:rPr>

--- a/Progress_Report_2.docx
+++ b/Progress_Report_2.docx
@@ -7,9 +7,13 @@
         <w:spacing w:after="0" w:line="259" w:lineRule="auto"/>
         <w:ind w:right="577" w:firstLine="161"/>
         <w:jc w:val="center"/>
-      </w:pPr>
-      <w:r>
-        <w:rPr>
+        <w:rPr>
+          <w:rFonts w:ascii="Times New Roman" w:hAnsi="Times New Roman" w:cs="Times New Roman"/>
+        </w:rPr>
+      </w:pPr>
+      <w:r>
+        <w:rPr>
+          <w:rFonts w:ascii="Times New Roman" w:hAnsi="Times New Roman" w:cs="Times New Roman"/>
           <w:b/>
           <w:sz w:val="42"/>
         </w:rPr>
@@ -21,9 +25,13 @@
         <w:spacing w:before="170" w:after="169" w:line="259" w:lineRule="auto"/>
         <w:ind w:left="161" w:right="728"/>
         <w:jc w:val="center"/>
-      </w:pPr>
-      <w:r>
-        <w:rPr>
+        <w:rPr>
+          <w:rFonts w:ascii="Times New Roman" w:hAnsi="Times New Roman" w:cs="Times New Roman"/>
+        </w:rPr>
+      </w:pPr>
+      <w:r>
+        <w:rPr>
+          <w:rFonts w:ascii="Times New Roman" w:hAnsi="Times New Roman" w:cs="Times New Roman"/>
           <w:b/>
           <w:sz w:val="28"/>
         </w:rPr>
@@ -35,13 +43,35 @@
         <w:spacing w:after="115" w:line="259" w:lineRule="auto"/>
         <w:ind w:right="580"/>
         <w:jc w:val="center"/>
-      </w:pPr>
-      <w:r>
-        <w:rPr>
+        <w:rPr>
+          <w:rFonts w:ascii="Times New Roman" w:hAnsi="Times New Roman" w:cs="Times New Roman"/>
+        </w:rPr>
+      </w:pPr>
+      <w:r>
+        <w:rPr>
+          <w:rFonts w:ascii="Times New Roman" w:hAnsi="Times New Roman" w:cs="Times New Roman"/>
           <w:b/>
           <w:sz w:val="42"/>
         </w:rPr>
-        <w:t>Face Recognition Based  Attendance System</w:t>
+        <w:t xml:space="preserve">Face Recognition </w:t>
+      </w:r>
+      <w:proofErr w:type="gramStart"/>
+      <w:r>
+        <w:rPr>
+          <w:rFonts w:ascii="Times New Roman" w:hAnsi="Times New Roman" w:cs="Times New Roman"/>
+          <w:b/>
+          <w:sz w:val="42"/>
+        </w:rPr>
+        <w:t>Based  Attendance</w:t>
+      </w:r>
+      <w:proofErr w:type="gramEnd"/>
+      <w:r>
+        <w:rPr>
+          <w:rFonts w:ascii="Times New Roman" w:hAnsi="Times New Roman" w:cs="Times New Roman"/>
+          <w:b/>
+          <w:sz w:val="42"/>
+        </w:rPr>
+        <w:t xml:space="preserve"> System</w:t>
       </w:r>
     </w:p>
     <w:p>
@@ -49,9 +79,13 @@
         <w:spacing w:after="183" w:line="259" w:lineRule="auto"/>
         <w:ind w:right="579"/>
         <w:jc w:val="center"/>
-      </w:pPr>
-      <w:r>
-        <w:rPr>
+        <w:rPr>
+          <w:rFonts w:ascii="Times New Roman" w:hAnsi="Times New Roman" w:cs="Times New Roman"/>
+        </w:rPr>
+      </w:pPr>
+      <w:r>
+        <w:rPr>
+          <w:rFonts w:ascii="Times New Roman" w:hAnsi="Times New Roman" w:cs="Times New Roman"/>
           <w:b/>
           <w:sz w:val="34"/>
         </w:rPr>
@@ -63,9 +97,13 @@
         <w:spacing w:after="128" w:line="259" w:lineRule="auto"/>
         <w:ind w:right="577"/>
         <w:jc w:val="center"/>
-      </w:pPr>
-      <w:r>
-        <w:rPr>
+        <w:rPr>
+          <w:rFonts w:ascii="Times New Roman" w:hAnsi="Times New Roman" w:cs="Times New Roman"/>
+        </w:rPr>
+      </w:pPr>
+      <w:r>
+        <w:rPr>
+          <w:rFonts w:ascii="Times New Roman" w:hAnsi="Times New Roman" w:cs="Times New Roman"/>
           <w:b/>
           <w:sz w:val="34"/>
         </w:rPr>
@@ -77,9 +115,13 @@
         <w:spacing w:after="18" w:line="259" w:lineRule="auto"/>
         <w:ind w:left="161" w:right="727"/>
         <w:jc w:val="center"/>
-      </w:pPr>
-      <w:r>
-        <w:rPr>
+        <w:rPr>
+          <w:rFonts w:ascii="Times New Roman" w:hAnsi="Times New Roman" w:cs="Times New Roman"/>
+        </w:rPr>
+      </w:pPr>
+      <w:r>
+        <w:rPr>
+          <w:rFonts w:ascii="Times New Roman" w:hAnsi="Times New Roman" w:cs="Times New Roman"/>
           <w:b/>
           <w:sz w:val="28"/>
         </w:rPr>
@@ -91,6 +133,9 @@
         <w:spacing w:after="0" w:line="259" w:lineRule="auto"/>
         <w:ind w:left="315"/>
         <w:jc w:val="center"/>
+        <w:rPr>
+          <w:rFonts w:ascii="Times New Roman" w:hAnsi="Times New Roman" w:cs="Times New Roman"/>
+        </w:rPr>
       </w:pPr>
     </w:p>
     <w:tbl>
@@ -115,10 +160,14 @@
           <w:p>
             <w:pPr>
               <w:spacing w:line="259" w:lineRule="auto"/>
-              <w:jc w:val="center"/>
+              <w:jc w:val="both"/>
+              <w:rPr>
+                <w:rFonts w:ascii="Times New Roman" w:hAnsi="Times New Roman" w:cs="Times New Roman"/>
+              </w:rPr>
             </w:pPr>
             <w:r>
               <w:rPr>
+                <w:rFonts w:ascii="Times New Roman" w:hAnsi="Times New Roman" w:cs="Times New Roman"/>
                 <w:b/>
                 <w:sz w:val="28"/>
               </w:rPr>
@@ -134,9 +183,13 @@
             <w:pPr>
               <w:spacing w:line="259" w:lineRule="auto"/>
               <w:ind w:right="81"/>
+              <w:rPr>
+                <w:rFonts w:ascii="Times New Roman" w:hAnsi="Times New Roman" w:cs="Times New Roman"/>
+              </w:rPr>
             </w:pPr>
             <w:r>
               <w:rPr>
+                <w:rFonts w:ascii="Times New Roman" w:hAnsi="Times New Roman" w:cs="Times New Roman"/>
                 <w:b/>
                 <w:sz w:val="28"/>
               </w:rPr>
@@ -157,6 +210,9 @@
             <w:pPr>
               <w:spacing w:line="259" w:lineRule="auto"/>
               <w:jc w:val="center"/>
+              <w:rPr>
+                <w:rFonts w:ascii="Times New Roman" w:hAnsi="Times New Roman" w:cs="Times New Roman"/>
+              </w:rPr>
             </w:pPr>
           </w:p>
         </w:tc>
@@ -168,9 +224,13 @@
             <w:pPr>
               <w:spacing w:line="259" w:lineRule="auto"/>
               <w:ind w:right="70"/>
+              <w:rPr>
+                <w:rFonts w:ascii="Times New Roman" w:hAnsi="Times New Roman" w:cs="Times New Roman"/>
+              </w:rPr>
             </w:pPr>
             <w:r>
               <w:rPr>
+                <w:rFonts w:ascii="Times New Roman" w:hAnsi="Times New Roman" w:cs="Times New Roman"/>
                 <w:b/>
                 <w:sz w:val="28"/>
               </w:rPr>
@@ -191,6 +251,9 @@
             <w:pPr>
               <w:spacing w:line="259" w:lineRule="auto"/>
               <w:jc w:val="center"/>
+              <w:rPr>
+                <w:rFonts w:ascii="Times New Roman" w:hAnsi="Times New Roman" w:cs="Times New Roman"/>
+              </w:rPr>
             </w:pPr>
           </w:p>
         </w:tc>
@@ -202,9 +265,13 @@
             <w:pPr>
               <w:spacing w:line="259" w:lineRule="auto"/>
               <w:ind w:right="150"/>
+              <w:rPr>
+                <w:rFonts w:ascii="Times New Roman" w:hAnsi="Times New Roman" w:cs="Times New Roman"/>
+              </w:rPr>
             </w:pPr>
             <w:r>
               <w:rPr>
+                <w:rFonts w:ascii="Times New Roman" w:hAnsi="Times New Roman" w:cs="Times New Roman"/>
                 <w:b/>
                 <w:sz w:val="28"/>
               </w:rPr>
@@ -213,6 +280,7 @@
             <w:proofErr w:type="spellStart"/>
             <w:r>
               <w:rPr>
+                <w:rFonts w:ascii="Times New Roman" w:hAnsi="Times New Roman" w:cs="Times New Roman"/>
                 <w:b/>
                 <w:sz w:val="28"/>
               </w:rPr>
@@ -221,6 +289,7 @@
             <w:proofErr w:type="spellEnd"/>
             <w:r>
               <w:rPr>
+                <w:rFonts w:ascii="Times New Roman" w:hAnsi="Times New Roman" w:cs="Times New Roman"/>
                 <w:b/>
                 <w:sz w:val="28"/>
               </w:rPr>
@@ -240,10 +309,14 @@
           <w:p>
             <w:pPr>
               <w:spacing w:line="259" w:lineRule="auto"/>
-              <w:jc w:val="center"/>
+              <w:jc w:val="both"/>
+              <w:rPr>
+                <w:rFonts w:ascii="Times New Roman" w:hAnsi="Times New Roman" w:cs="Times New Roman"/>
+              </w:rPr>
             </w:pPr>
             <w:r>
               <w:rPr>
+                <w:rFonts w:ascii="Times New Roman" w:hAnsi="Times New Roman" w:cs="Times New Roman"/>
                 <w:b/>
                 <w:sz w:val="28"/>
               </w:rPr>
@@ -258,9 +331,13 @@
           <w:p>
             <w:pPr>
               <w:spacing w:line="259" w:lineRule="auto"/>
+              <w:rPr>
+                <w:rFonts w:ascii="Times New Roman" w:hAnsi="Times New Roman" w:cs="Times New Roman"/>
+              </w:rPr>
             </w:pPr>
             <w:r>
               <w:rPr>
+                <w:rFonts w:ascii="Times New Roman" w:hAnsi="Times New Roman" w:cs="Times New Roman"/>
                 <w:b/>
                 <w:sz w:val="28"/>
               </w:rPr>
@@ -280,10 +357,14 @@
           <w:p>
             <w:pPr>
               <w:spacing w:line="259" w:lineRule="auto"/>
-              <w:jc w:val="center"/>
+              <w:jc w:val="both"/>
+              <w:rPr>
+                <w:rFonts w:ascii="Times New Roman" w:hAnsi="Times New Roman" w:cs="Times New Roman"/>
+              </w:rPr>
             </w:pPr>
             <w:r>
               <w:rPr>
+                <w:rFonts w:ascii="Times New Roman" w:hAnsi="Times New Roman" w:cs="Times New Roman"/>
                 <w:b/>
                 <w:sz w:val="28"/>
               </w:rPr>
@@ -299,9 +380,13 @@
             <w:pPr>
               <w:spacing w:line="259" w:lineRule="auto"/>
               <w:ind w:right="146"/>
+              <w:rPr>
+                <w:rFonts w:ascii="Times New Roman" w:hAnsi="Times New Roman" w:cs="Times New Roman"/>
+              </w:rPr>
             </w:pPr>
             <w:r>
               <w:rPr>
+                <w:rFonts w:ascii="Times New Roman" w:hAnsi="Times New Roman" w:cs="Times New Roman"/>
                 <w:b/>
                 <w:sz w:val="28"/>
               </w:rPr>
@@ -316,6 +401,9 @@
         <w:spacing w:after="18" w:line="259" w:lineRule="auto"/>
         <w:ind w:left="1541"/>
         <w:jc w:val="center"/>
+        <w:rPr>
+          <w:rFonts w:ascii="Times New Roman" w:hAnsi="Times New Roman" w:cs="Times New Roman"/>
+        </w:rPr>
       </w:pPr>
     </w:p>
     <w:p>
@@ -323,9 +411,13 @@
         <w:spacing w:after="18" w:line="259" w:lineRule="auto"/>
         <w:ind w:left="161" w:right="10"/>
         <w:jc w:val="center"/>
-      </w:pPr>
-      <w:r>
-        <w:rPr>
+        <w:rPr>
+          <w:rFonts w:ascii="Times New Roman" w:hAnsi="Times New Roman" w:cs="Times New Roman"/>
+        </w:rPr>
+      </w:pPr>
+      <w:r>
+        <w:rPr>
+          <w:rFonts w:ascii="Times New Roman" w:hAnsi="Times New Roman" w:cs="Times New Roman"/>
           <w:b/>
           <w:sz w:val="28"/>
         </w:rPr>
@@ -337,9 +429,13 @@
         <w:spacing w:after="182" w:line="259" w:lineRule="auto"/>
         <w:ind w:left="161" w:right="5"/>
         <w:jc w:val="center"/>
-      </w:pPr>
-      <w:r>
-        <w:rPr>
+        <w:rPr>
+          <w:rFonts w:ascii="Times New Roman" w:hAnsi="Times New Roman" w:cs="Times New Roman"/>
+        </w:rPr>
+      </w:pPr>
+      <w:r>
+        <w:rPr>
+          <w:rFonts w:ascii="Times New Roman" w:hAnsi="Times New Roman" w:cs="Times New Roman"/>
           <w:b/>
           <w:sz w:val="28"/>
         </w:rPr>
@@ -351,9 +447,13 @@
         <w:spacing w:after="18" w:line="259" w:lineRule="auto"/>
         <w:ind w:left="161" w:right="12"/>
         <w:jc w:val="center"/>
-      </w:pPr>
-      <w:r>
-        <w:rPr>
+        <w:rPr>
+          <w:rFonts w:ascii="Times New Roman" w:hAnsi="Times New Roman" w:cs="Times New Roman"/>
+        </w:rPr>
+      </w:pPr>
+      <w:r>
+        <w:rPr>
+          <w:rFonts w:ascii="Times New Roman" w:hAnsi="Times New Roman" w:cs="Times New Roman"/>
           <w:b/>
           <w:sz w:val="28"/>
         </w:rPr>
@@ -364,9 +464,13 @@
       <w:pPr>
         <w:spacing w:after="855" w:line="259" w:lineRule="auto"/>
         <w:ind w:left="3300"/>
-      </w:pPr>
-      <w:r>
-        <w:rPr>
+        <w:rPr>
+          <w:rFonts w:ascii="Times New Roman" w:hAnsi="Times New Roman" w:cs="Times New Roman"/>
+        </w:rPr>
+      </w:pPr>
+      <w:r>
+        <w:rPr>
+          <w:rFonts w:ascii="Times New Roman" w:hAnsi="Times New Roman" w:cs="Times New Roman"/>
           <w:noProof/>
         </w:rPr>
         <w:drawing>
@@ -422,21 +526,31 @@
       <w:pPr>
         <w:spacing w:after="855" w:line="259" w:lineRule="auto"/>
         <w:ind w:left="3300"/>
+        <w:rPr>
+          <w:rFonts w:ascii="Times New Roman" w:hAnsi="Times New Roman" w:cs="Times New Roman"/>
+        </w:rPr>
       </w:pPr>
     </w:p>
     <w:p>
       <w:pPr>
         <w:spacing w:after="855" w:line="259" w:lineRule="auto"/>
         <w:ind w:left="3300"/>
+        <w:rPr>
+          <w:rFonts w:ascii="Times New Roman" w:hAnsi="Times New Roman" w:cs="Times New Roman"/>
+        </w:rPr>
       </w:pPr>
     </w:p>
     <w:p>
       <w:pPr>
         <w:spacing w:after="251" w:line="265" w:lineRule="auto"/>
         <w:jc w:val="center"/>
-      </w:pPr>
-      <w:r>
-        <w:rPr>
+        <w:rPr>
+          <w:rFonts w:ascii="Times New Roman" w:hAnsi="Times New Roman" w:cs="Times New Roman"/>
+        </w:rPr>
+      </w:pPr>
+      <w:r>
+        <w:rPr>
+          <w:rFonts w:ascii="Times New Roman" w:hAnsi="Times New Roman" w:cs="Times New Roman"/>
           <w:b/>
           <w:sz w:val="28"/>
         </w:rPr>
@@ -445,6 +559,7 @@
       <w:proofErr w:type="spellStart"/>
       <w:r>
         <w:rPr>
+          <w:rFonts w:ascii="Times New Roman" w:hAnsi="Times New Roman" w:cs="Times New Roman"/>
           <w:b/>
           <w:sz w:val="28"/>
         </w:rPr>
@@ -453,6 +568,7 @@
       <w:proofErr w:type="spellEnd"/>
       <w:r>
         <w:rPr>
+          <w:rFonts w:ascii="Times New Roman" w:hAnsi="Times New Roman" w:cs="Times New Roman"/>
           <w:b/>
           <w:sz w:val="28"/>
         </w:rPr>
@@ -464,9 +580,13 @@
         <w:spacing w:after="258" w:line="259" w:lineRule="auto"/>
         <w:ind w:right="146"/>
         <w:jc w:val="center"/>
-      </w:pPr>
-      <w:r>
-        <w:rPr>
+        <w:rPr>
+          <w:rFonts w:ascii="Times New Roman" w:hAnsi="Times New Roman" w:cs="Times New Roman"/>
+        </w:rPr>
+      </w:pPr>
+      <w:r>
+        <w:rPr>
+          <w:rFonts w:ascii="Times New Roman" w:hAnsi="Times New Roman" w:cs="Times New Roman"/>
           <w:b/>
           <w:sz w:val="28"/>
         </w:rPr>
